--- a/Protocol/App_Protocol_V1.0.docx
+++ b/Protocol/App_Protocol_V1.0.docx
@@ -276,6 +276,83 @@
           </w:p>
         </w:tc>
       </w:tr>
+      <w:tr>
+        <w:trPr>
+          <w:jc w:val="center"/>
+        </w:trPr>
+        <w:tc>
+          <w:tcPr>
+            <w:tcW w:w="850" w:type="dxa"/>
+          </w:tcPr>
+          <w:p>
+            <w:pPr>
+              <w:spacing w:after="0" w:line="240" w:lineRule="auto"/>
+            </w:pPr>
+            <w:r>
+              <w:rPr>
+                <w:rFonts w:ascii="Helvetica Neue" w:hAnsi="Helvetica Neue" w:eastAsia="PingFang SC"/>
+                <w:b w:val="0"/>
+                <w:sz w:val="19"/>
+              </w:rPr>
+              <w:t>V1.1</w:t>
+            </w:r>
+          </w:p>
+        </w:tc>
+        <w:tc>
+          <w:tcPr>
+            <w:tcW w:w="1417" w:type="dxa"/>
+          </w:tcPr>
+          <w:p>
+            <w:pPr>
+              <w:spacing w:after="0" w:line="240" w:lineRule="auto"/>
+            </w:pPr>
+            <w:r>
+              <w:rPr>
+                <w:rFonts w:ascii="Helvetica Neue" w:hAnsi="Helvetica Neue" w:eastAsia="PingFang SC"/>
+                <w:b w:val="0"/>
+                <w:sz w:val="19"/>
+              </w:rPr>
+              <w:t>2026-08-08</w:t>
+            </w:r>
+          </w:p>
+        </w:tc>
+        <w:tc>
+          <w:tcPr>
+            <w:tcW w:w="5102" w:type="dxa"/>
+          </w:tcPr>
+          <w:p>
+            <w:pPr>
+              <w:spacing w:after="0" w:line="240" w:lineRule="auto"/>
+            </w:pPr>
+            <w:r>
+              <w:rPr>
+                <w:rFonts w:ascii="Helvetica Neue" w:hAnsi="Helvetica Neue" w:eastAsia="PingFang SC"/>
+                <w:b w:val="0"/>
+                <w:sz w:val="19"/>
+              </w:rPr>
+              <w:t>新增 FC_MOTOR_CTRL (0x0A) 步进电机命令</w:t>
+            </w:r>
+          </w:p>
+        </w:tc>
+        <w:tc>
+          <w:tcPr>
+            <w:tcW w:w="1134" w:type="dxa"/>
+          </w:tcPr>
+          <w:p>
+            <w:pPr>
+              <w:spacing w:after="0" w:line="240" w:lineRule="auto"/>
+            </w:pPr>
+            <w:r>
+              <w:rPr>
+                <w:rFonts w:ascii="Helvetica Neue" w:hAnsi="Helvetica Neue" w:eastAsia="PingFang SC"/>
+                <w:b w:val="0"/>
+                <w:sz w:val="19"/>
+              </w:rPr>
+              <w:t>Sccd</w:t>
+            </w:r>
+          </w:p>
+        </w:tc>
+      </w:tr>
     </w:tbl>
     <w:p>
       <w:r>
@@ -2162,7 +2239,7 @@
           <w:color w:val="1F2937"/>
           <w:sz w:val="21"/>
         </w:rPr>
-        <w:t>应用层实现 7 个命令。响应帧 func = 请求 func ^ 0xFF。</w:t>
+        <w:t>应用层实现 8 个命令。响应帧 func = 请求 func ^ 0xFF。</w:t>
       </w:r>
     </w:p>
     <w:tbl>
@@ -2909,6 +2986,83 @@
           </w:p>
         </w:tc>
       </w:tr>
+      <w:tr>
+        <w:trPr>
+          <w:jc w:val="center"/>
+        </w:trPr>
+        <w:tc>
+          <w:tcPr>
+            <w:tcW w:w="850" w:type="dxa"/>
+          </w:tcPr>
+          <w:p>
+            <w:pPr>
+              <w:spacing w:after="0" w:line="240" w:lineRule="auto"/>
+            </w:pPr>
+            <w:r>
+              <w:rPr>
+                <w:rFonts w:ascii="Helvetica Neue" w:hAnsi="Helvetica Neue" w:eastAsia="PingFang SC"/>
+                <w:b w:val="0"/>
+                <w:sz w:val="19"/>
+              </w:rPr>
+              <w:t>0x0A</w:t>
+            </w:r>
+          </w:p>
+        </w:tc>
+        <w:tc>
+          <w:tcPr>
+            <w:tcW w:w="1984" w:type="dxa"/>
+          </w:tcPr>
+          <w:p>
+            <w:pPr>
+              <w:spacing w:after="0" w:line="240" w:lineRule="auto"/>
+            </w:pPr>
+            <w:r>
+              <w:rPr>
+                <w:rFonts w:ascii="Helvetica Neue" w:hAnsi="Helvetica Neue" w:eastAsia="PingFang SC"/>
+                <w:b w:val="0"/>
+                <w:sz w:val="19"/>
+              </w:rPr>
+              <w:t>FC_MOTOR_CTRL</w:t>
+            </w:r>
+          </w:p>
+        </w:tc>
+        <w:tc>
+          <w:tcPr>
+            <w:tcW w:w="3969" w:type="dxa"/>
+          </w:tcPr>
+          <w:p>
+            <w:pPr>
+              <w:spacing w:after="0" w:line="240" w:lineRule="auto"/>
+            </w:pPr>
+            <w:r>
+              <w:rPr>
+                <w:rFonts w:ascii="Helvetica Neue" w:hAnsi="Helvetica Neue" w:eastAsia="PingFang SC"/>
+                <w:b w:val="0"/>
+                <w:sz w:val="19"/>
+              </w:rPr>
+              <w:t>步进电机 DRV8434S 控制</w:t>
+            </w:r>
+          </w:p>
+        </w:tc>
+        <w:tc>
+          <w:tcPr>
+            <w:tcW w:w="1701" w:type="dxa"/>
+          </w:tcPr>
+          <w:p>
+            <w:pPr>
+              <w:spacing w:after="0" w:line="240" w:lineRule="auto"/>
+            </w:pPr>
+            <w:r>
+              <w:rPr>
+                <w:rFonts w:ascii="Helvetica Neue" w:hAnsi="Helvetica Neue" w:eastAsia="PingFang SC"/>
+                <w:b w:val="0"/>
+                <w:sz w:val="19"/>
+              </w:rPr>
+              <w:t>是</w:t>
+            </w:r>
+          </w:p>
+        </w:tc>
+      </w:tr>
     </w:tbl>
     <w:p>
       <w:pPr>
@@ -8026,6 +8180,694 @@
     </w:p>
     <w:p>
       <w:pPr>
+        <w:spacing w:before="200" w:after="120"/>
+      </w:pPr>
+      <w:r>
+        <w:rPr>
+          <w:rFonts w:ascii="Helvetica Neue" w:hAnsi="Helvetica Neue" w:eastAsia="PingFang SC"/>
+          <w:b/>
+          <w:color w:val="1A4FA0"/>
+          <w:sz w:val="25"/>
+        </w:rPr>
+        <w:t>6.8 FC_MOTOR_CTRL (0x0A) — 步进电机 DRV8434S 控制</w:t>
+      </w:r>
+    </w:p>
+    <w:p>
+      <w:pPr>
+        <w:spacing w:after="80"/>
+      </w:pPr>
+      <w:r>
+        <w:rPr>
+          <w:rFonts w:ascii="Helvetica Neue" w:hAnsi="Helvetica Neue" w:eastAsia="PingFang SC"/>
+          <w:b w:val="0"/>
+          <w:color w:val="1F2937"/>
+          <w:sz w:val="21"/>
+        </w:rPr>
+        <w:t>功能：步进电机（TI DRV8434S 双极步进驱动，SPI2 控制）控制。data 首字节为子命令码 cmd（0x01~0x06），其后为参数。所有响应同步返回：data[0]=cmd，data[1]=err（0=OK）。通信引脚自选：SCK=PB13 / MISO=PB14 / MOSI=PB15 / NSS=PB12，nFAULT=PB6，nSLEEP=PB7。步进走 SPI（SPI_STEP/SPI_DIR），无需独立 STEP/DIR 引脚。</w:t>
+      </w:r>
+    </w:p>
+    <w:tbl>
+      <w:tblPr>
+        <w:tblStyle w:val="33"/>
+        <w:tblW w:w="0" w:type="auto"/>
+        <w:jc w:val="center"/>
+        <w:tblBorders>
+          <w:top w:val="single" w:color="auto" w:sz="4" w:space="0"/>
+          <w:left w:val="single" w:color="auto" w:sz="4" w:space="0"/>
+          <w:bottom w:val="single" w:color="auto" w:sz="4" w:space="0"/>
+          <w:right w:val="single" w:color="auto" w:sz="4" w:space="0"/>
+          <w:insideH w:val="single" w:color="auto" w:sz="4" w:space="0"/>
+          <w:insideV w:val="single" w:color="auto" w:sz="4" w:space="0"/>
+        </w:tblBorders>
+        <w:tblLayout w:type="autofit"/>
+        <w:tblCellMar>
+          <w:top w:w="0" w:type="dxa"/>
+          <w:left w:w="108" w:type="dxa"/>
+          <w:bottom w:w="0" w:type="dxa"/>
+          <w:right w:w="108" w:type="dxa"/>
+        </w:tblCellMar>
+      </w:tblPr>
+      <w:tblGrid>
+        <w:gridCol w:w="976"/>
+        <w:gridCol w:w="1984"/>
+        <w:gridCol w:w="3402"/>
+        <w:gridCol w:w="2835"/>
+      </w:tblGrid>
+      <w:tr>
+        <w:trPr>
+          <w:jc w:val="center"/>
+        </w:trPr>
+        <w:tc>
+          <w:tcPr>
+            <w:tcW w:w="850" w:type="dxa"/>
+            <w:shd w:val="clear" w:color="auto" w:fill="0B3D91"/>
+          </w:tcPr>
+          <w:p>
+            <w:pPr>
+              <w:spacing w:after="0" w:line="240" w:lineRule="auto"/>
+            </w:pPr>
+            <w:r>
+              <w:rPr>
+                <w:rFonts w:ascii="Helvetica Neue" w:hAnsi="Helvetica Neue" w:eastAsia="PingFang SC"/>
+                <w:b/>
+                <w:color w:val="FFFFFF"/>
+                <w:sz w:val="19"/>
+              </w:rPr>
+              <w:t>subCmd</w:t>
+            </w:r>
+          </w:p>
+        </w:tc>
+        <w:tc>
+          <w:tcPr>
+            <w:tcW w:w="1984" w:type="dxa"/>
+            <w:shd w:val="clear" w:color="auto" w:fill="0B3D91"/>
+          </w:tcPr>
+          <w:p>
+            <w:pPr>
+              <w:spacing w:after="0" w:line="240" w:lineRule="auto"/>
+            </w:pPr>
+            <w:r>
+              <w:rPr>
+                <w:rFonts w:ascii="Helvetica Neue" w:hAnsi="Helvetica Neue" w:eastAsia="PingFang SC"/>
+                <w:b/>
+                <w:color w:val="FFFFFF"/>
+                <w:sz w:val="19"/>
+              </w:rPr>
+              <w:t>名称</w:t>
+            </w:r>
+          </w:p>
+        </w:tc>
+        <w:tc>
+          <w:tcPr>
+            <w:tcW w:w="3402" w:type="dxa"/>
+            <w:shd w:val="clear" w:color="auto" w:fill="0B3D91"/>
+          </w:tcPr>
+          <w:p>
+            <w:pPr>
+              <w:spacing w:after="0" w:line="240" w:lineRule="auto"/>
+            </w:pPr>
+            <w:r>
+              <w:rPr>
+                <w:rFonts w:ascii="Helvetica Neue" w:hAnsi="Helvetica Neue" w:eastAsia="PingFang SC"/>
+                <w:b/>
+                <w:color w:val="FFFFFF"/>
+                <w:sz w:val="19"/>
+              </w:rPr>
+              <w:t>Host→Device (data)</w:t>
+            </w:r>
+          </w:p>
+        </w:tc>
+        <w:tc>
+          <w:tcPr>
+            <w:tcW w:w="2835" w:type="dxa"/>
+            <w:shd w:val="clear" w:color="auto" w:fill="0B3D91"/>
+          </w:tcPr>
+          <w:p>
+            <w:pPr>
+              <w:spacing w:after="0" w:line="240" w:lineRule="auto"/>
+            </w:pPr>
+            <w:r>
+              <w:rPr>
+                <w:rFonts w:ascii="Helvetica Neue" w:hAnsi="Helvetica Neue" w:eastAsia="PingFang SC"/>
+                <w:b/>
+                <w:color w:val="FFFFFF"/>
+                <w:sz w:val="19"/>
+              </w:rPr>
+              <w:t>Device→Host (data)</w:t>
+            </w:r>
+          </w:p>
+        </w:tc>
+      </w:tr>
+      <w:tr>
+        <w:trPr>
+          <w:jc w:val="center"/>
+        </w:trPr>
+        <w:tc>
+          <w:tcPr>
+            <w:tcW w:w="850" w:type="dxa"/>
+          </w:tcPr>
+          <w:p>
+            <w:pPr>
+              <w:spacing w:after="0" w:line="240" w:lineRule="auto"/>
+            </w:pPr>
+            <w:r>
+              <w:rPr>
+                <w:rFonts w:ascii="Helvetica Neue" w:hAnsi="Helvetica Neue" w:eastAsia="PingFang SC"/>
+                <w:b w:val="0"/>
+                <w:sz w:val="19"/>
+              </w:rPr>
+              <w:t>0x01</w:t>
+            </w:r>
+          </w:p>
+        </w:tc>
+        <w:tc>
+          <w:tcPr>
+            <w:tcW w:w="1984" w:type="dxa"/>
+          </w:tcPr>
+          <w:p>
+            <w:pPr>
+              <w:spacing w:after="0" w:line="240" w:lineRule="auto"/>
+            </w:pPr>
+            <w:r>
+              <w:rPr>
+                <w:rFonts w:ascii="Helvetica Neue" w:hAnsi="Helvetica Neue" w:eastAsia="PingFang SC"/>
+                <w:b w:val="0"/>
+                <w:sz w:val="19"/>
+              </w:rPr>
+              <w:t>MOVE 启动运动</w:t>
+            </w:r>
+          </w:p>
+        </w:tc>
+        <w:tc>
+          <w:tcPr>
+            <w:tcW w:w="3402" w:type="dxa"/>
+          </w:tcPr>
+          <w:p>
+            <w:pPr>
+              <w:spacing w:after="0" w:line="240" w:lineRule="auto"/>
+            </w:pPr>
+            <w:r>
+              <w:rPr>
+                <w:rFonts w:ascii="Helvetica Neue" w:hAnsi="Helvetica Neue" w:eastAsia="PingFang SC"/>
+                <w:b w:val="0"/>
+                <w:sz w:val="19"/>
+              </w:rPr>
+              <w:t>[0x01][dir][stepsL][stepsM][stepsH]</w:t>
+            </w:r>
+          </w:p>
+        </w:tc>
+        <w:tc>
+          <w:tcPr>
+            <w:tcW w:w="2835" w:type="dxa"/>
+          </w:tcPr>
+          <w:p>
+            <w:pPr>
+              <w:spacing w:after="0" w:line="240" w:lineRule="auto"/>
+            </w:pPr>
+            <w:r>
+              <w:rPr>
+                <w:rFonts w:ascii="Helvetica Neue" w:hAnsi="Helvetica Neue" w:eastAsia="PingFang SC"/>
+                <w:b w:val="0"/>
+                <w:sz w:val="19"/>
+              </w:rPr>
+              <w:t>[0x01][err]</w:t>
+            </w:r>
+          </w:p>
+        </w:tc>
+      </w:tr>
+      <w:tr>
+        <w:trPr>
+          <w:jc w:val="center"/>
+        </w:trPr>
+        <w:tc>
+          <w:tcPr>
+            <w:tcW w:w="850" w:type="dxa"/>
+          </w:tcPr>
+          <w:p>
+            <w:pPr>
+              <w:spacing w:after="0" w:line="240" w:lineRule="auto"/>
+            </w:pPr>
+            <w:r>
+              <w:rPr>
+                <w:rFonts w:ascii="Helvetica Neue" w:hAnsi="Helvetica Neue" w:eastAsia="PingFang SC"/>
+                <w:b w:val="0"/>
+                <w:sz w:val="19"/>
+              </w:rPr>
+              <w:t>0x02</w:t>
+            </w:r>
+          </w:p>
+        </w:tc>
+        <w:tc>
+          <w:tcPr>
+            <w:tcW w:w="1984" w:type="dxa"/>
+          </w:tcPr>
+          <w:p>
+            <w:pPr>
+              <w:spacing w:after="0" w:line="240" w:lineRule="auto"/>
+            </w:pPr>
+            <w:r>
+              <w:rPr>
+                <w:rFonts w:ascii="Helvetica Neue" w:hAnsi="Helvetica Neue" w:eastAsia="PingFang SC"/>
+                <w:b w:val="0"/>
+                <w:sz w:val="19"/>
+              </w:rPr>
+              <w:t>STOP 停止</w:t>
+            </w:r>
+          </w:p>
+        </w:tc>
+        <w:tc>
+          <w:tcPr>
+            <w:tcW w:w="3402" w:type="dxa"/>
+          </w:tcPr>
+          <w:p>
+            <w:pPr>
+              <w:spacing w:after="0" w:line="240" w:lineRule="auto"/>
+            </w:pPr>
+            <w:r>
+              <w:rPr>
+                <w:rFonts w:ascii="Helvetica Neue" w:hAnsi="Helvetica Neue" w:eastAsia="PingFang SC"/>
+                <w:b w:val="0"/>
+                <w:sz w:val="19"/>
+              </w:rPr>
+              <w:t>[0x02]</w:t>
+            </w:r>
+          </w:p>
+        </w:tc>
+        <w:tc>
+          <w:tcPr>
+            <w:tcW w:w="2835" w:type="dxa"/>
+          </w:tcPr>
+          <w:p>
+            <w:pPr>
+              <w:spacing w:after="0" w:line="240" w:lineRule="auto"/>
+            </w:pPr>
+            <w:r>
+              <w:rPr>
+                <w:rFonts w:ascii="Helvetica Neue" w:hAnsi="Helvetica Neue" w:eastAsia="PingFang SC"/>
+                <w:b w:val="0"/>
+                <w:sz w:val="19"/>
+              </w:rPr>
+              <w:t>[0x02][err]</w:t>
+            </w:r>
+          </w:p>
+        </w:tc>
+      </w:tr>
+      <w:tr>
+        <w:trPr>
+          <w:jc w:val="center"/>
+        </w:trPr>
+        <w:tc>
+          <w:tcPr>
+            <w:tcW w:w="850" w:type="dxa"/>
+          </w:tcPr>
+          <w:p>
+            <w:pPr>
+              <w:spacing w:after="0" w:line="240" w:lineRule="auto"/>
+            </w:pPr>
+            <w:r>
+              <w:rPr>
+                <w:rFonts w:ascii="Helvetica Neue" w:hAnsi="Helvetica Neue" w:eastAsia="PingFang SC"/>
+                <w:b w:val="0"/>
+                <w:sz w:val="19"/>
+              </w:rPr>
+              <w:t>0x03</w:t>
+            </w:r>
+          </w:p>
+        </w:tc>
+        <w:tc>
+          <w:tcPr>
+            <w:tcW w:w="1984" w:type="dxa"/>
+          </w:tcPr>
+          <w:p>
+            <w:pPr>
+              <w:spacing w:after="0" w:line="240" w:lineRule="auto"/>
+            </w:pPr>
+            <w:r>
+              <w:rPr>
+                <w:rFonts w:ascii="Helvetica Neue" w:hAnsi="Helvetica Neue" w:eastAsia="PingFang SC"/>
+                <w:b w:val="0"/>
+                <w:sz w:val="19"/>
+              </w:rPr>
+              <w:t>SPEED 微步/秒</w:t>
+            </w:r>
+          </w:p>
+        </w:tc>
+        <w:tc>
+          <w:tcPr>
+            <w:tcW w:w="3402" w:type="dxa"/>
+          </w:tcPr>
+          <w:p>
+            <w:pPr>
+              <w:spacing w:after="0" w:line="240" w:lineRule="auto"/>
+            </w:pPr>
+            <w:r>
+              <w:rPr>
+                <w:rFonts w:ascii="Helvetica Neue" w:hAnsi="Helvetica Neue" w:eastAsia="PingFang SC"/>
+                <w:b w:val="0"/>
+                <w:sz w:val="19"/>
+              </w:rPr>
+              <w:t>[0x03][hzL][hzH]</w:t>
+            </w:r>
+          </w:p>
+        </w:tc>
+        <w:tc>
+          <w:tcPr>
+            <w:tcW w:w="2835" w:type="dxa"/>
+          </w:tcPr>
+          <w:p>
+            <w:pPr>
+              <w:spacing w:after="0" w:line="240" w:lineRule="auto"/>
+            </w:pPr>
+            <w:r>
+              <w:rPr>
+                <w:rFonts w:ascii="Helvetica Neue" w:hAnsi="Helvetica Neue" w:eastAsia="PingFang SC"/>
+                <w:b w:val="0"/>
+                <w:sz w:val="19"/>
+              </w:rPr>
+              <w:t>[0x03][err]</w:t>
+            </w:r>
+          </w:p>
+        </w:tc>
+      </w:tr>
+      <w:tr>
+        <w:trPr>
+          <w:jc w:val="center"/>
+        </w:trPr>
+        <w:tc>
+          <w:tcPr>
+            <w:tcW w:w="850" w:type="dxa"/>
+          </w:tcPr>
+          <w:p>
+            <w:pPr>
+              <w:spacing w:after="0" w:line="240" w:lineRule="auto"/>
+            </w:pPr>
+            <w:r>
+              <w:rPr>
+                <w:rFonts w:ascii="Helvetica Neue" w:hAnsi="Helvetica Neue" w:eastAsia="PingFang SC"/>
+                <w:b w:val="0"/>
+                <w:sz w:val="19"/>
+              </w:rPr>
+              <w:t>0x04</w:t>
+            </w:r>
+          </w:p>
+        </w:tc>
+        <w:tc>
+          <w:tcPr>
+            <w:tcW w:w="1984" w:type="dxa"/>
+          </w:tcPr>
+          <w:p>
+            <w:pPr>
+              <w:spacing w:after="0" w:line="240" w:lineRule="auto"/>
+            </w:pPr>
+            <w:r>
+              <w:rPr>
+                <w:rFonts w:ascii="Helvetica Neue" w:hAnsi="Helvetica Neue" w:eastAsia="PingFang SC"/>
+                <w:b w:val="0"/>
+                <w:sz w:val="19"/>
+              </w:rPr>
+              <w:t>TORQUE 转矩%</w:t>
+            </w:r>
+          </w:p>
+        </w:tc>
+        <w:tc>
+          <w:tcPr>
+            <w:tcW w:w="3402" w:type="dxa"/>
+          </w:tcPr>
+          <w:p>
+            <w:pPr>
+              <w:spacing w:after="0" w:line="240" w:lineRule="auto"/>
+            </w:pPr>
+            <w:r>
+              <w:rPr>
+                <w:rFonts w:ascii="Helvetica Neue" w:hAnsi="Helvetica Neue" w:eastAsia="PingFang SC"/>
+                <w:b w:val="0"/>
+                <w:sz w:val="19"/>
+              </w:rPr>
+              <w:t>[0x04][pct]</w:t>
+            </w:r>
+          </w:p>
+        </w:tc>
+        <w:tc>
+          <w:tcPr>
+            <w:tcW w:w="2835" w:type="dxa"/>
+          </w:tcPr>
+          <w:p>
+            <w:pPr>
+              <w:spacing w:after="0" w:line="240" w:lineRule="auto"/>
+            </w:pPr>
+            <w:r>
+              <w:rPr>
+                <w:rFonts w:ascii="Helvetica Neue" w:hAnsi="Helvetica Neue" w:eastAsia="PingFang SC"/>
+                <w:b w:val="0"/>
+                <w:sz w:val="19"/>
+              </w:rPr>
+              <w:t>[0x04][err]</w:t>
+            </w:r>
+          </w:p>
+        </w:tc>
+      </w:tr>
+      <w:tr>
+        <w:trPr>
+          <w:jc w:val="center"/>
+        </w:trPr>
+        <w:tc>
+          <w:tcPr>
+            <w:tcW w:w="850" w:type="dxa"/>
+          </w:tcPr>
+          <w:p>
+            <w:pPr>
+              <w:spacing w:after="0" w:line="240" w:lineRule="auto"/>
+            </w:pPr>
+            <w:r>
+              <w:rPr>
+                <w:rFonts w:ascii="Helvetica Neue" w:hAnsi="Helvetica Neue" w:eastAsia="PingFang SC"/>
+                <w:b w:val="0"/>
+                <w:sz w:val="19"/>
+              </w:rPr>
+              <w:t>0x05</w:t>
+            </w:r>
+          </w:p>
+        </w:tc>
+        <w:tc>
+          <w:tcPr>
+            <w:tcW w:w="1984" w:type="dxa"/>
+          </w:tcPr>
+          <w:p>
+            <w:pPr>
+              <w:spacing w:after="0" w:line="240" w:lineRule="auto"/>
+            </w:pPr>
+            <w:r>
+              <w:rPr>
+                <w:rFonts w:ascii="Helvetica Neue" w:hAnsi="Helvetica Neue" w:eastAsia="PingFang SC"/>
+                <w:b w:val="0"/>
+                <w:sz w:val="19"/>
+              </w:rPr>
+              <w:t>QUERY 查询</w:t>
+            </w:r>
+          </w:p>
+        </w:tc>
+        <w:tc>
+          <w:tcPr>
+            <w:tcW w:w="3402" w:type="dxa"/>
+          </w:tcPr>
+          <w:p>
+            <w:pPr>
+              <w:spacing w:after="0" w:line="240" w:lineRule="auto"/>
+            </w:pPr>
+            <w:r>
+              <w:rPr>
+                <w:rFonts w:ascii="Helvetica Neue" w:hAnsi="Helvetica Neue" w:eastAsia="PingFang SC"/>
+                <w:b w:val="0"/>
+                <w:sz w:val="19"/>
+              </w:rPr>
+              <w:t>[0x05]</w:t>
+            </w:r>
+          </w:p>
+        </w:tc>
+        <w:tc>
+          <w:tcPr>
+            <w:tcW w:w="2835" w:type="dxa"/>
+          </w:tcPr>
+          <w:p>
+            <w:pPr>
+              <w:spacing w:after="0" w:line="240" w:lineRule="auto"/>
+            </w:pPr>
+            <w:r>
+              <w:rPr>
+                <w:rFonts w:ascii="Helvetica Neue" w:hAnsi="Helvetica Neue" w:eastAsia="PingFang SC"/>
+                <w:b w:val="0"/>
+                <w:sz w:val="19"/>
+              </w:rPr>
+              <w:t>[0x05][err][state][fault][diag1][diag2][stepsDoneL][stepsDoneH]</w:t>
+            </w:r>
+          </w:p>
+        </w:tc>
+      </w:tr>
+      <w:tr>
+        <w:trPr>
+          <w:jc w:val="center"/>
+        </w:trPr>
+        <w:tc>
+          <w:tcPr>
+            <w:tcW w:w="850" w:type="dxa"/>
+          </w:tcPr>
+          <w:p>
+            <w:pPr>
+              <w:spacing w:after="0" w:line="240" w:lineRule="auto"/>
+            </w:pPr>
+            <w:r>
+              <w:rPr>
+                <w:rFonts w:ascii="Helvetica Neue" w:hAnsi="Helvetica Neue" w:eastAsia="PingFang SC"/>
+                <w:b w:val="0"/>
+                <w:sz w:val="19"/>
+              </w:rPr>
+              <w:t>0x06</w:t>
+            </w:r>
+          </w:p>
+        </w:tc>
+        <w:tc>
+          <w:tcPr>
+            <w:tcW w:w="1984" w:type="dxa"/>
+          </w:tcPr>
+          <w:p>
+            <w:pPr>
+              <w:spacing w:after="0" w:line="240" w:lineRule="auto"/>
+            </w:pPr>
+            <w:r>
+              <w:rPr>
+                <w:rFonts w:ascii="Helvetica Neue" w:hAnsi="Helvetica Neue" w:eastAsia="PingFang SC"/>
+                <w:b w:val="0"/>
+                <w:sz w:val="19"/>
+              </w:rPr>
+              <w:t>CLEAR 清故障</w:t>
+            </w:r>
+          </w:p>
+        </w:tc>
+        <w:tc>
+          <w:tcPr>
+            <w:tcW w:w="3402" w:type="dxa"/>
+          </w:tcPr>
+          <w:p>
+            <w:pPr>
+              <w:spacing w:after="0" w:line="240" w:lineRule="auto"/>
+            </w:pPr>
+            <w:r>
+              <w:rPr>
+                <w:rFonts w:ascii="Helvetica Neue" w:hAnsi="Helvetica Neue" w:eastAsia="PingFang SC"/>
+                <w:b w:val="0"/>
+                <w:sz w:val="19"/>
+              </w:rPr>
+              <w:t>[0x06]</w:t>
+            </w:r>
+          </w:p>
+        </w:tc>
+        <w:tc>
+          <w:tcPr>
+            <w:tcW w:w="2835" w:type="dxa"/>
+          </w:tcPr>
+          <w:p>
+            <w:pPr>
+              <w:spacing w:after="0" w:line="240" w:lineRule="auto"/>
+            </w:pPr>
+            <w:r>
+              <w:rPr>
+                <w:rFonts w:ascii="Helvetica Neue" w:hAnsi="Helvetica Neue" w:eastAsia="PingFang SC"/>
+                <w:b w:val="0"/>
+                <w:sz w:val="19"/>
+              </w:rPr>
+              <w:t>[0x06][err]</w:t>
+            </w:r>
+          </w:p>
+        </w:tc>
+      </w:tr>
+    </w:tbl>
+    <w:p>
+      <w:r>
+        <w:t>6.9 FC_UHF_CTRL (0x0B) — UHF 超高频 SIM7500 模块控制</w:t>
+      </w:r>
+    </w:p>
+    <w:p>
+      <w:r>
+        <w:t>功能：超高频（UHF）RFID 读写模块 SIM7500（芯联创展/Silion，基于 Impinj E710，EPC C1G2 / ISO 18000-6C）控制。data 首字节为子命令码 cmd（0x01~0x0A），其后为参数。所有响应同步返回：data[0]=cmd，data[1]=err（0=OK）。通信接口自选：USART1（PA9=TX / PA10=RX，115200-8-N-1，TTL）。模块控制引脚：UHF_EN=PA8（高电平上电）、UHF_ANT=PC13（0=ANT1/1=ANT2）。模块侧采用 UHF RFID 通用 0xBB 帧族（头+len+cmd+data+CRC16）。</w:t>
+      </w:r>
+    </w:p>
+    <w:p>
+      <w:r>
+        <w:t>控制面/数据面解耦：状态机（IDLE/READY/INVENTORY/READ/WRITE/ERROR）由设备内部管理，盘点/读写的标签结果缓存在设备标签缓冲，主机经 GET_TAGS 取走。主机仅下发操作与配置，不参与标签搬运。</w:t>
+      </w:r>
+    </w:p>
+    <w:p>
+      <w:r>
+        <w:t>0x01 OPEN      [cmd] -&gt; [cmd, err]                      上电+下发配置，进入 READY</w:t>
+      </w:r>
+    </w:p>
+    <w:p>
+      <w:r>
+        <w:t>0x02 CLOSE     [cmd] -&gt; [cmd, err]                      停止并下电</w:t>
+      </w:r>
+    </w:p>
+    <w:p>
+      <w:r>
+        <w:t>0x03 INVENTORY [cmd] -&gt; [cmd, err]                      发起一次盘点（异步，标签入缓冲）</w:t>
+      </w:r>
+    </w:p>
+    <w:p>
+      <w:r>
+        <w:t>0x04 READ_TAG  [cmd, epcLen, epc.., bank, addr, cnt] -&gt; [cmd, err]  按 EPC 读标签</w:t>
+      </w:r>
+    </w:p>
+    <w:p>
+      <w:r>
+        <w:t>0x05 WRITE_TAG [cmd, epcLen, epc.., bank, addr, len, data..] -&gt; [cmd, err]  按 EPC 写标签</w:t>
+      </w:r>
+    </w:p>
+    <w:p>
+      <w:r>
+        <w:t>0x06 STOP      [cmd] -&gt; [cmd, err]                      停止当前操作</w:t>
+      </w:r>
+    </w:p>
+    <w:p>
+      <w:r>
+        <w:t>0x07 QUERY     [cmd] -&gt; [cmd, err, state, link, total]  查询状态/链路/累计标签数</w:t>
+      </w:r>
+    </w:p>
+    <w:p>
+      <w:r>
+        <w:t>0x08 GET_CONFIG [cmd] -&gt; [cmd, err, power, ant, chk, sess, tgt, q]  读配置</w:t>
+      </w:r>
+    </w:p>
+    <w:p>
+      <w:r>
+        <w:t>0x09 SET_CONFIG [cmd, power, ant, chk, sess, tgt, q] -&gt; [cmd, err]  写配置并持久化</w:t>
+      </w:r>
+    </w:p>
+    <w:p>
+      <w:r>
+        <w:t>0x0A GET_TAGS  [cmd, count] -&gt; [cmd, err, totalL, totalH, (epcLen, rssi, epc..)..]  取标签缓冲</w:t>
+      </w:r>
+    </w:p>
+    <w:p>
+      <w:r>
+        <w:t>子命令总览：</w:t>
+      </w:r>
+    </w:p>
+    <w:p>
+      <w:r>
+        <w:t>配置字段：powerDbm=5~30(dBm)；antenna=0~1；checksumEn=0~1(模块帧CRC16)；session=0~3；target=0~1(A/B)；q=0~15(0=模块默认)。</w:t>
+      </w:r>
+    </w:p>
+    <w:p>
+      <w:r>
+        <w:t>存储：SET_CONFIG 写入 userParam（偏移0），断电重启自动加载（magic 0x5548）。</w:t>
+      </w:r>
+    </w:p>
+    <w:p>
+      <w:r>
+        <w:t>错误码：0=OK，1=参数错误，2=忙，3=未就绪，4=链路错误，5=未读到标签，6=超时。</w:t>
+      </w:r>
+    </w:p>
+    <w:p>
+      <w:pPr>
         <w:pBdr>
           <w:bottom w:val="single" w:color="0B3D91" w:sz="12" w:space="0"/>
         </w:pBdr>
@@ -10052,6 +10894,237 @@
           </w:p>
         </w:tc>
       </w:tr>
+      <w:tr>
+        <w:trPr>
+          <w:jc w:val="center"/>
+        </w:trPr>
+        <w:tc>
+          <w:tcPr>
+            <w:tcW w:w="1134" w:type="dxa"/>
+          </w:tcPr>
+          <w:p>
+            <w:pPr>
+              <w:spacing w:after="0" w:line="240" w:lineRule="auto"/>
+            </w:pPr>
+            <w:r>
+              <w:rPr>
+                <w:rFonts w:ascii="Helvetica Neue" w:hAnsi="Helvetica Neue" w:eastAsia="PingFang SC"/>
+                <w:b w:val="0"/>
+                <w:sz w:val="19"/>
+              </w:rPr>
+              <w:t>0x0A</w:t>
+            </w:r>
+          </w:p>
+        </w:tc>
+        <w:tc>
+          <w:tcPr>
+            <w:tcW w:w="1020" w:type="dxa"/>
+          </w:tcPr>
+          <w:p>
+            <w:pPr>
+              <w:spacing w:after="0" w:line="240" w:lineRule="auto"/>
+            </w:pPr>
+            <w:r>
+              <w:rPr>
+                <w:rFonts w:ascii="Helvetica Neue" w:hAnsi="Helvetica Neue" w:eastAsia="PingFang SC"/>
+                <w:b w:val="0"/>
+                <w:sz w:val="19"/>
+              </w:rPr>
+              <w:t>0</w:t>
+            </w:r>
+          </w:p>
+        </w:tc>
+        <w:tc>
+          <w:tcPr>
+            <w:tcW w:w="2551" w:type="dxa"/>
+          </w:tcPr>
+          <w:p>
+            <w:pPr>
+              <w:spacing w:after="0" w:line="240" w:lineRule="auto"/>
+            </w:pPr>
+            <w:r>
+              <w:rPr>
+                <w:rFonts w:ascii="Helvetica Neue" w:hAnsi="Helvetica Neue" w:eastAsia="PingFang SC"/>
+                <w:b w:val="0"/>
+                <w:sz w:val="19"/>
+              </w:rPr>
+              <w:t>MOTOR_ERR_OK</w:t>
+            </w:r>
+          </w:p>
+        </w:tc>
+        <w:tc>
+          <w:tcPr>
+            <w:tcW w:w="3798" w:type="dxa"/>
+          </w:tcPr>
+          <w:p>
+            <w:pPr>
+              <w:spacing w:after="0" w:line="240" w:lineRule="auto"/>
+            </w:pPr>
+            <w:r>
+              <w:rPr>
+                <w:rFonts w:ascii="Helvetica Neue" w:hAnsi="Helvetica Neue" w:eastAsia="PingFang SC"/>
+                <w:b w:val="0"/>
+                <w:sz w:val="19"/>
+              </w:rPr>
+              <w:t>成功</w:t>
+            </w:r>
+          </w:p>
+        </w:tc>
+      </w:tr>
+      <w:tr>
+        <w:trPr>
+          <w:jc w:val="center"/>
+        </w:trPr>
+        <w:tc>
+          <w:tcPr>
+            <w:tcW w:w="1134" w:type="dxa"/>
+          </w:tcPr>
+          <w:p>
+            <w:pPr>
+              <w:spacing w:after="0" w:line="240" w:lineRule="auto"/>
+            </w:pPr>
+            <w:r>
+              <w:rPr>
+                <w:rFonts w:ascii="Helvetica Neue" w:hAnsi="Helvetica Neue" w:eastAsia="PingFang SC"/>
+                <w:b w:val="0"/>
+                <w:sz w:val="19"/>
+              </w:rPr>
+              <w:t>0x0A</w:t>
+            </w:r>
+          </w:p>
+        </w:tc>
+        <w:tc>
+          <w:tcPr>
+            <w:tcW w:w="1020" w:type="dxa"/>
+          </w:tcPr>
+          <w:p>
+            <w:pPr>
+              <w:spacing w:after="0" w:line="240" w:lineRule="auto"/>
+            </w:pPr>
+            <w:r>
+              <w:rPr>
+                <w:rFonts w:ascii="Helvetica Neue" w:hAnsi="Helvetica Neue" w:eastAsia="PingFang SC"/>
+                <w:b w:val="0"/>
+                <w:sz w:val="19"/>
+              </w:rPr>
+              <w:t>1</w:t>
+            </w:r>
+          </w:p>
+        </w:tc>
+        <w:tc>
+          <w:tcPr>
+            <w:tcW w:w="2551" w:type="dxa"/>
+          </w:tcPr>
+          <w:p>
+            <w:pPr>
+              <w:spacing w:after="0" w:line="240" w:lineRule="auto"/>
+            </w:pPr>
+            <w:r>
+              <w:rPr>
+                <w:rFonts w:ascii="Helvetica Neue" w:hAnsi="Helvetica Neue" w:eastAsia="PingFang SC"/>
+                <w:b w:val="0"/>
+                <w:sz w:val="19"/>
+              </w:rPr>
+              <w:t>MOTOR_ERR_PARAM</w:t>
+            </w:r>
+          </w:p>
+        </w:tc>
+        <w:tc>
+          <w:tcPr>
+            <w:tcW w:w="3798" w:type="dxa"/>
+          </w:tcPr>
+          <w:p>
+            <w:pPr>
+              <w:spacing w:after="0" w:line="240" w:lineRule="auto"/>
+            </w:pPr>
+            <w:r>
+              <w:rPr>
+                <w:rFonts w:ascii="Helvetica Neue" w:hAnsi="Helvetica Neue" w:eastAsia="PingFang SC"/>
+                <w:b w:val="0"/>
+                <w:sz w:val="19"/>
+              </w:rPr>
+              <w:t>参数错误</w:t>
+            </w:r>
+          </w:p>
+        </w:tc>
+      </w:tr>
+      <w:tr>
+        <w:trPr>
+          <w:jc w:val="center"/>
+        </w:trPr>
+        <w:tc>
+          <w:tcPr>
+            <w:tcW w:w="1134" w:type="dxa"/>
+          </w:tcPr>
+          <w:p>
+            <w:pPr>
+              <w:spacing w:after="0" w:line="240" w:lineRule="auto"/>
+            </w:pPr>
+            <w:r>
+              <w:rPr>
+                <w:rFonts w:ascii="Helvetica Neue" w:hAnsi="Helvetica Neue" w:eastAsia="PingFang SC"/>
+                <w:b w:val="0"/>
+                <w:sz w:val="19"/>
+              </w:rPr>
+              <w:t>0x0A</w:t>
+            </w:r>
+          </w:p>
+        </w:tc>
+        <w:tc>
+          <w:tcPr>
+            <w:tcW w:w="1020" w:type="dxa"/>
+          </w:tcPr>
+          <w:p>
+            <w:pPr>
+              <w:spacing w:after="0" w:line="240" w:lineRule="auto"/>
+            </w:pPr>
+            <w:r>
+              <w:rPr>
+                <w:rFonts w:ascii="Helvetica Neue" w:hAnsi="Helvetica Neue" w:eastAsia="PingFang SC"/>
+                <w:b w:val="0"/>
+                <w:sz w:val="19"/>
+              </w:rPr>
+              <w:t>2</w:t>
+            </w:r>
+          </w:p>
+        </w:tc>
+        <w:tc>
+          <w:tcPr>
+            <w:tcW w:w="2551" w:type="dxa"/>
+          </w:tcPr>
+          <w:p>
+            <w:pPr>
+              <w:spacing w:after="0" w:line="240" w:lineRule="auto"/>
+            </w:pPr>
+            <w:r>
+              <w:rPr>
+                <w:rFonts w:ascii="Helvetica Neue" w:hAnsi="Helvetica Neue" w:eastAsia="PingFang SC"/>
+                <w:b w:val="0"/>
+                <w:sz w:val="19"/>
+              </w:rPr>
+              <w:t>MOTOR_ERR_FAULT</w:t>
+            </w:r>
+          </w:p>
+        </w:tc>
+        <w:tc>
+          <w:tcPr>
+            <w:tcW w:w="3798" w:type="dxa"/>
+          </w:tcPr>
+          <w:p>
+            <w:pPr>
+              <w:spacing w:after="0" w:line="240" w:lineRule="auto"/>
+            </w:pPr>
+            <w:r>
+              <w:rPr>
+                <w:rFonts w:ascii="Helvetica Neue" w:hAnsi="Helvetica Neue" w:eastAsia="PingFang SC"/>
+                <w:b w:val="0"/>
+                <w:sz w:val="19"/>
+              </w:rPr>
+              <w:t>器件处于故障状态</w:t>
+            </w:r>
+          </w:p>
+        </w:tc>
+      </w:tr>
     </w:tbl>
     <w:p>
       <w:pPr>
@@ -10447,6 +11520,62 @@
           <w:sz w:val="30"/>
         </w:rPr>
         <w:t>10. 附录：常量定义</w:t>
+      </w:r>
+    </w:p>
+    <w:p>
+      <w:r>
+        <w:br/>
+        <w:t>// FC=0x0B 子命令码 (FC_UHF_CTRL)</w:t>
+        <w:br/>
+        <w:t>FC_UHF_CTRL               = 0x0B</w:t>
+        <w:br/>
+        <w:t>UHF_SUB_OPEN              = 0x01</w:t>
+        <w:br/>
+        <w:t>UHF_SUB_CLOSE             = 0x02</w:t>
+        <w:br/>
+        <w:t>UHF_SUB_INVENTORY         = 0x03</w:t>
+        <w:br/>
+        <w:t>UHF_SUB_READ_TAG          = 0x04</w:t>
+        <w:br/>
+        <w:t>UHF_SUB_WRITE_TAG         = 0x05</w:t>
+        <w:br/>
+        <w:t>UHF_SUB_STOP              = 0x06</w:t>
+        <w:br/>
+        <w:t>UHF_SUB_QUERY             = 0x07</w:t>
+        <w:br/>
+        <w:t>UHF_SUB_GET_CONFIG        = 0x08</w:t>
+        <w:br/>
+        <w:t>UHF_SUB_SET_CONFIG        = 0x09</w:t>
+        <w:br/>
+        <w:t>UHF_SUB_GET_TAGS          = 0x0A</w:t>
+        <w:br/>
+        <w:t>UHF_ERR_OK                = 0</w:t>
+        <w:br/>
+        <w:t>UHF_ERR_PARAM             = 1</w:t>
+        <w:br/>
+        <w:t>UHF_ERR_BUSY              = 2</w:t>
+        <w:br/>
+        <w:t>UHF_ERR_NOT_READY         = 3</w:t>
+        <w:br/>
+        <w:t>UHF_ERR_LINK              = 4</w:t>
+        <w:br/>
+        <w:t>UHF_ERR_NO_TAG            = 5</w:t>
+        <w:br/>
+        <w:t>UHF_ERR_TIMEOUT           = 6</w:t>
+        <w:br/>
+        <w:t>UHF_STATE_IDLE            = 0</w:t>
+        <w:br/>
+        <w:t>UHF_STATE_READY           = 1</w:t>
+        <w:br/>
+        <w:t>UHF_STATE_INVENTORY       = 2</w:t>
+        <w:br/>
+        <w:t>UHF_STATE_READ            = 3</w:t>
+        <w:br/>
+        <w:t>UHF_STATE_WRITE           = 4</w:t>
+        <w:br/>
+        <w:t>UHF_STATE_ERROR           = 5</w:t>
+        <w:br/>
+        <w:t>UHF_PARM_MAGIC            = 0x5548</w:t>
       </w:r>
     </w:p>
     <w:p>
